--- a/NDI_Multimedia_Appendix_4.docx
+++ b/NDI_Multimedia_Appendix_4.docx
@@ -29,7 +29,7 @@
       </w:r>
       <w:proofErr w:type="spellEnd"/>
       <w:r>
-        <w:t xml:space="preserve"> file that each run wrote; times are in UTC. From version 1.3 onward, each configuration was committed and tagged before its run, and the run stopped unless the configuration it used equalled the tagged copy. Commits are given as the first seven characters of the full hash recorded in </w:t>
+        <w:t xml:space="preserve"> file that each run wrote; times are in UTC. From version 1.3 onward, each tagged run (steps 3, 6 and 8) had its configuration committed and tagged before the run, and the run stopped unless the configuration it used equalled the tagged copy; the two post hoc diagnostics (steps 9 and 10) ran from the v1.4-task3 commit without tags of their own. The repository also holds tag v1.4-task4, a positive-control simulation that was specified and started but not completed; it produced no reported result and is not listed below. Despite its name, results_task4_stage0 holds only the learnability diagnostic. Commits are given as the first seven characters of the full hash recorded in </w:t>
       </w:r>
       <w:proofErr w:type="spellStart"/>
       <w:proofErr w:type="gramStart"/>
@@ -87,7 +87,7 @@
           <w:left w:w="10" w:type="dxa"/>
           <w:right w:w="10" w:type="dxa"/>
         </w:tblCellMar>
-        <w:tblLook w:val="0000" w:firstRow="0" w:lastRow="0" w:firstColumn="0" w:lastColumn="0" w:noHBand="0" w:noVBand="0"/>
+        <w:tblLook w:val="04A0" w:firstRow="1" w:lastRow="0" w:firstColumn="1" w:lastColumn="0" w:noHBand="0" w:noVBand="1"/>
       </w:tblPr>
       <w:tblGrid>
         <w:gridCol w:w="516"/>
@@ -100,6 +100,12 @@
         <w:gridCol w:w="2584"/>
       </w:tblGrid>
       <w:tr>
+        <w:tblPrEx>
+          <w:tblCellMar>
+            <w:top w:w="0" w:type="dxa"/>
+            <w:bottom w:w="0" w:type="dxa"/>
+          </w:tblCellMar>
+        </w:tblPrEx>
         <w:trPr>
           <w:cantSplit/>
           <w:tblHeader/>
@@ -354,6 +360,12 @@
         </w:tc>
       </w:tr>
       <w:tr>
+        <w:tblPrEx>
+          <w:tblCellMar>
+            <w:top w:w="0" w:type="dxa"/>
+            <w:bottom w:w="0" w:type="dxa"/>
+          </w:tblCellMar>
+        </w:tblPrEx>
         <w:trPr>
           <w:cantSplit/>
         </w:trPr>
@@ -411,7 +423,7 @@
                 <w:sz w:val="18"/>
                 <w:szCs w:val="18"/>
               </w:rPr>
-              <w:t>Original analysis (v1)</w:t>
+              <w:t>Initial pipeline (v1)</w:t>
             </w:r>
           </w:p>
         </w:tc>
@@ -604,6 +616,12 @@
         </w:tc>
       </w:tr>
       <w:tr>
+        <w:tblPrEx>
+          <w:tblCellMar>
+            <w:top w:w="0" w:type="dxa"/>
+            <w:bottom w:w="0" w:type="dxa"/>
+          </w:tblCellMar>
+        </w:tblPrEx>
         <w:trPr>
           <w:cantSplit/>
         </w:trPr>
@@ -661,7 +679,7 @@
                 <w:sz w:val="18"/>
                 <w:szCs w:val="18"/>
               </w:rPr>
-              <w:t>Version 1.2: corrections 2 and 3; bounded-null statistics; leak quantification; trailing target</w:t>
+              <w:t>Version 1.2: fixes 2 and 3; bounded-null statistics; leak quantification; trailing target</w:t>
             </w:r>
           </w:p>
         </w:tc>
@@ -850,6 +868,12 @@
         </w:tc>
       </w:tr>
       <w:tr>
+        <w:tblPrEx>
+          <w:tblCellMar>
+            <w:top w:w="0" w:type="dxa"/>
+            <w:bottom w:w="0" w:type="dxa"/>
+          </w:tblCellMar>
+        </w:tblPrEx>
         <w:trPr>
           <w:cantSplit/>
         </w:trPr>
@@ -907,7 +931,7 @@
                 <w:sz w:val="18"/>
                 <w:szCs w:val="18"/>
               </w:rPr>
-              <w:t>Version 1.3: correction 1 (forward target); target-swap shift</w:t>
+              <w:t>Version 1.3: fix 1 (forward target); target-swap shift</w:t>
             </w:r>
           </w:p>
         </w:tc>
@@ -1105,6 +1129,12 @@
         </w:tc>
       </w:tr>
       <w:tr>
+        <w:tblPrEx>
+          <w:tblCellMar>
+            <w:top w:w="0" w:type="dxa"/>
+            <w:bottom w:w="0" w:type="dxa"/>
+          </w:tblCellMar>
+        </w:tblPrEx>
         <w:trPr>
           <w:cantSplit/>
         </w:trPr>
@@ -1378,6 +1408,12 @@
         </w:tc>
       </w:tr>
       <w:tr>
+        <w:tblPrEx>
+          <w:tblCellMar>
+            <w:top w:w="0" w:type="dxa"/>
+            <w:bottom w:w="0" w:type="dxa"/>
+          </w:tblCellMar>
+        </w:tblPrEx>
         <w:trPr>
           <w:cantSplit/>
         </w:trPr>
@@ -1624,6 +1660,12 @@
         </w:tc>
       </w:tr>
       <w:tr>
+        <w:tblPrEx>
+          <w:tblCellMar>
+            <w:top w:w="0" w:type="dxa"/>
+            <w:bottom w:w="0" w:type="dxa"/>
+          </w:tblCellMar>
+        </w:tblPrEx>
         <w:trPr>
           <w:cantSplit/>
         </w:trPr>
@@ -1681,7 +1723,7 @@
                 <w:sz w:val="18"/>
                 <w:szCs w:val="18"/>
               </w:rPr>
-              <w:t>Version 1.4: corrections 4 and 5; wellness rules W1–W4; analysis without p12</w:t>
+              <w:t>Version 1.4: fixes 4 and 5; wellness rules W1–W4; analysis without p12</w:t>
             </w:r>
           </w:p>
         </w:tc>
@@ -1879,6 +1921,12 @@
         </w:tc>
       </w:tr>
       <w:tr>
+        <w:tblPrEx>
+          <w:tblCellMar>
+            <w:top w:w="0" w:type="dxa"/>
+            <w:bottom w:w="0" w:type="dxa"/>
+          </w:tblCellMar>
+        </w:tblPrEx>
         <w:trPr>
           <w:cantSplit/>
         </w:trPr>
@@ -2153,6 +2201,12 @@
         </w:tc>
       </w:tr>
       <w:tr>
+        <w:tblPrEx>
+          <w:tblCellMar>
+            <w:top w:w="0" w:type="dxa"/>
+            <w:bottom w:w="0" w:type="dxa"/>
+          </w:tblCellMar>
+        </w:tblPrEx>
         <w:trPr>
           <w:cantSplit/>
         </w:trPr>
@@ -2408,6 +2462,12 @@
         </w:tc>
       </w:tr>
       <w:tr>
+        <w:tblPrEx>
+          <w:tblCellMar>
+            <w:top w:w="0" w:type="dxa"/>
+            <w:bottom w:w="0" w:type="dxa"/>
+          </w:tblCellMar>
+        </w:tblPrEx>
         <w:trPr>
           <w:cantSplit/>
         </w:trPr>
@@ -2670,6 +2730,12 @@
         </w:tc>
       </w:tr>
       <w:tr>
+        <w:tblPrEx>
+          <w:tblCellMar>
+            <w:top w:w="0" w:type="dxa"/>
+            <w:bottom w:w="0" w:type="dxa"/>
+          </w:tblCellMar>
+        </w:tblPrEx>
         <w:trPr>
           <w:cantSplit/>
         </w:trPr>
@@ -2927,6 +2993,12 @@
         </w:tc>
       </w:tr>
       <w:tr>
+        <w:tblPrEx>
+          <w:tblCellMar>
+            <w:top w:w="0" w:type="dxa"/>
+            <w:bottom w:w="0" w:type="dxa"/>
+          </w:tblCellMar>
+        </w:tblPrEx>
         <w:trPr>
           <w:cantSplit/>
         </w:trPr>
@@ -3094,10 +3166,6 @@
           <w:p>
             <w:pPr>
               <w:spacing w:after="30"/>
-              <w:rPr>
-                <w:sz w:val="18"/>
-                <w:szCs w:val="18"/>
-              </w:rPr>
             </w:pPr>
             <w:r>
               <w:rPr>
@@ -3328,7 +3396,7 @@
           <w:left w:w="10" w:type="dxa"/>
           <w:right w:w="10" w:type="dxa"/>
         </w:tblCellMar>
-        <w:tblLook w:val="0000" w:firstRow="0" w:lastRow="0" w:firstColumn="0" w:lastColumn="0" w:noHBand="0" w:noVBand="0"/>
+        <w:tblLook w:val="04A0" w:firstRow="1" w:lastRow="0" w:firstColumn="1" w:lastColumn="0" w:noHBand="0" w:noVBand="1"/>
       </w:tblPr>
       <w:tblGrid>
         <w:gridCol w:w="2445"/>
@@ -3336,6 +3404,12 @@
         <w:gridCol w:w="8529"/>
       </w:tblGrid>
       <w:tr>
+        <w:tblPrEx>
+          <w:tblCellMar>
+            <w:top w:w="0" w:type="dxa"/>
+            <w:bottom w:w="0" w:type="dxa"/>
+          </w:tblCellMar>
+        </w:tblPrEx>
         <w:trPr>
           <w:cantSplit/>
           <w:tblHeader/>
@@ -3435,6 +3509,12 @@
         </w:tc>
       </w:tr>
       <w:tr>
+        <w:tblPrEx>
+          <w:tblCellMar>
+            <w:top w:w="0" w:type="dxa"/>
+            <w:bottom w:w="0" w:type="dxa"/>
+          </w:tblCellMar>
+        </w:tblPrEx>
         <w:trPr>
           <w:cantSplit/>
         </w:trPr>
@@ -3532,12 +3612,18 @@
                 <w:sz w:val="18"/>
                 <w:szCs w:val="18"/>
               </w:rPr>
-              <w:t>Original settings. Trailing 7-day target; whole-series statistics for T, the imputation medians and the raw-feature target; embargo of 6 days without a purge.</w:t>
+              <w:t>Initial settings. Trailing 7-day target; whole-series statistics for T, the imputation medians and the raw-feature target; embargo of 6 days without a purge.</w:t>
             </w:r>
           </w:p>
         </w:tc>
       </w:tr>
       <w:tr>
+        <w:tblPrEx>
+          <w:tblCellMar>
+            <w:top w:w="0" w:type="dxa"/>
+            <w:bottom w:w="0" w:type="dxa"/>
+          </w:tblCellMar>
+        </w:tblPrEx>
         <w:trPr>
           <w:cantSplit/>
         </w:trPr>
@@ -3720,6 +3806,12 @@
         </w:tc>
       </w:tr>
       <w:tr>
+        <w:tblPrEx>
+          <w:tblCellMar>
+            <w:top w:w="0" w:type="dxa"/>
+            <w:bottom w:w="0" w:type="dxa"/>
+          </w:tblCellMar>
+        </w:tblPrEx>
         <w:trPr>
           <w:cantSplit/>
         </w:trPr>
@@ -3821,6 +3913,12 @@
         </w:tc>
       </w:tr>
       <w:tr>
+        <w:tblPrEx>
+          <w:tblCellMar>
+            <w:top w:w="0" w:type="dxa"/>
+            <w:bottom w:w="0" w:type="dxa"/>
+          </w:tblCellMar>
+        </w:tblPrEx>
         <w:trPr>
           <w:cantSplit/>
         </w:trPr>
@@ -3938,6 +4036,12 @@
         </w:tc>
       </w:tr>
       <w:tr>
+        <w:tblPrEx>
+          <w:tblCellMar>
+            <w:top w:w="0" w:type="dxa"/>
+            <w:bottom w:w="0" w:type="dxa"/>
+          </w:tblCellMar>
+        </w:tblPrEx>
         <w:trPr>
           <w:cantSplit/>
         </w:trPr>
@@ -4049,12 +4153,18 @@
                 <w:sz w:val="18"/>
                 <w:szCs w:val="18"/>
               </w:rPr>
-              <w:t>; eligibility: at least 10 scored test days and at least 3 distinct values; inferential tests only with at least 10 eligible participants; persistence references for all four targets, outside the correction family; V3 minus persistence on the self-derived target labelled exploratory; L2 under the forward target read as the persistence forecast; analyses without p12 as sensitivity.</w:t>
+              <w:t>; eligibility: at least 10 scored test days and at least 3 distinct values; inferential tests only with at least 10 eligible participants; persistence references for all four targets, outside the multiplicity family; V3 minus persistence on the self-derived target labelled exploratory; L2 under the forward target read as the persistence forecast; analyses without p12 as sensitivity.</w:t>
             </w:r>
           </w:p>
         </w:tc>
       </w:tr>
       <w:tr>
+        <w:tblPrEx>
+          <w:tblCellMar>
+            <w:top w:w="0" w:type="dxa"/>
+            <w:bottom w:w="0" w:type="dxa"/>
+          </w:tblCellMar>
+        </w:tblPrEx>
         <w:trPr>
           <w:cantSplit/>
         </w:trPr>
@@ -4156,6 +4266,12 @@
         </w:tc>
       </w:tr>
       <w:tr>
+        <w:tblPrEx>
+          <w:tblCellMar>
+            <w:top w:w="0" w:type="dxa"/>
+            <w:bottom w:w="0" w:type="dxa"/>
+          </w:tblCellMar>
+        </w:tblPrEx>
         <w:trPr>
           <w:cantSplit/>
         </w:trPr>
@@ -4372,31 +4488,21 @@
           <w:sz w:val="20"/>
           <w:szCs w:val="20"/>
         </w:rPr>
-        <w:t xml:space="preserve">: analysis code, configuration files, and results archive, release v1.5-final. GitHub. 2026. URL: </w:t>
-      </w:r>
-      <w:hyperlink r:id="rId5" w:history="1">
-        <w:r>
-          <w:rPr>
-            <w:rStyle w:val="Hyperlink"/>
-            <w:sz w:val="20"/>
-            <w:szCs w:val="20"/>
-          </w:rPr>
-          <w:t>https://github.com/hpatel09112004/NDI_Depression_Risk_Index</w:t>
-        </w:r>
-      </w:hyperlink>
-      <w:r>
-        <w:rPr>
-          <w:sz w:val="20"/>
-          <w:szCs w:val="20"/>
-        </w:rPr>
-        <w:t xml:space="preserve"> </w:t>
+        <w:t>: analysis code, configuration files, and results archive, release v1.5-final. GitHub. 2026. URL: https://github.com/hpatel09112004/NDI_Depression_Risk_Index [accessed 2026-10-1</w:t>
       </w:r>
       <w:r>
         <w:rPr>
           <w:sz w:val="20"/>
           <w:szCs w:val="20"/>
         </w:rPr>
-        <w:t>[accessed 2026-10-18]</w:t>
+        <w:t>9</w:t>
+      </w:r>
+      <w:r>
+        <w:rPr>
+          <w:sz w:val="20"/>
+          <w:szCs w:val="20"/>
+        </w:rPr>
+        <w:t>]</w:t>
       </w:r>
     </w:p>
     <w:sectPr>
@@ -4412,10 +4518,10 @@
 <file path=word/numbering.xml><?xml version="1.0" encoding="utf-8"?>
 <w:numbering xmlns:wpc="http://schemas.microsoft.com/office/word/2010/wordprocessingCanvas" xmlns:cx="http://schemas.microsoft.com/office/drawing/2014/chartex" xmlns:cx1="http://schemas.microsoft.com/office/drawing/2015/9/8/chartex" xmlns:cx2="http://schemas.microsoft.com/office/drawing/2015/10/21/chartex" xmlns:cx3="http://schemas.microsoft.com/office/drawing/2016/5/9/chartex" xmlns:cx4="http://schemas.microsoft.com/office/drawing/2016/5/10/chartex" xmlns:cx5="http://schemas.microsoft.com/office/drawing/2016/5/11/chartex" xmlns:cx6="http://schemas.microsoft.com/office/drawing/2016/5/12/chartex" xmlns:cx7="http://schemas.microsoft.com/office/drawing/2016/5/13/chartex" xmlns:cx8="http://schemas.microsoft.com/office/drawing/2016/5/14/chartex" xmlns:mc="http://schemas.openxmlformats.org/markup-compatibility/2006" xmlns:aink="http://schemas.microsoft.com/office/drawing/2016/ink" xmlns:am3d="http://schemas.microsoft.com/office/drawing/2017/model3d" xmlns:o="urn:schemas-microsoft-com:office:office" xmlns:oel="http://schemas.microsoft.com/office/2019/extlst" xmlns:r="http://schemas.openxmlformats.org/officeDocument/2006/relationships" xmlns:m="http://schemas.openxmlformats.org/officeDocument/2006/math" xmlns:v="urn:schemas-microsoft-com:vml" xmlns:wp14="http://schemas.microsoft.com/office/word/2010/wordprocessingDrawing" xmlns:wp="http://schemas.openxmlformats.org/drawingml/2006/wordprocessingDrawing" xmlns:w10="urn:schemas-microsoft-com:office:word" xmlns:w="http://schemas.openxmlformats.org/wordprocessingml/2006/main" xmlns:w14="http://schemas.microsoft.com/office/word/2010/wordml" xmlns:w15="http://schemas.microsoft.com/office/word/2012/wordml" xmlns:w16cex="http://schemas.microsoft.com/office/word/2018/wordml/cex" xmlns:w16cid="http://schemas.microsoft.com/office/word/2016/wordml/cid" xmlns:w16="http://schemas.microsoft.com/office/word/2018/wordml" xmlns:w16du="http://schemas.microsoft.com/office/word/2023/wordml/word16du" xmlns:w16sdtdh="http://schemas.microsoft.com/office/word/2020/wordml/sdtdatahash" xmlns:w16sdtfl="http://schemas.microsoft.com/office/word/2024/wordml/sdtformatlock" xmlns:w16se="http://schemas.microsoft.com/office/word/2015/wordml/symex" xmlns:wpg="http://schemas.microsoft.com/office/word/2010/wordprocessingGroup" xmlns:wpi="http://schemas.microsoft.com/office/word/2010/wordprocessingInk" xmlns:wne="http://schemas.microsoft.com/office/word/2006/wordml" xmlns:wps="http://schemas.microsoft.com/office/word/2010/wordprocessingShape" mc:Ignorable="w14 w15 w16se w16cid w16 w16cex w16sdtdh w16sdtfl w16du wp14">
   <w:abstractNum w:abstractNumId="0" w15:restartNumberingAfterBreak="0">
-    <w:nsid w:val="78DF43EE"/>
+    <w:nsid w:val="2EB21849"/>
     <w:multiLevelType w:val="hybridMultilevel"/>
-    <w:tmpl w:val="810E7E2E"/>
-    <w:lvl w:ilvl="0" w:tplc="348C643A">
+    <w:tmpl w:val="5CE2A376"/>
+    <w:lvl w:ilvl="0" w:tplc="5810DE40">
       <w:start w:val="1"/>
       <w:numFmt w:val="bullet"/>
       <w:lvlText w:val="●"/>
@@ -4424,7 +4530,7 @@
         <w:ind w:left="720" w:hanging="360"/>
       </w:pPr>
     </w:lvl>
-    <w:lvl w:ilvl="1" w:tplc="A3A68244">
+    <w:lvl w:ilvl="1" w:tplc="0018F35C">
       <w:start w:val="1"/>
       <w:numFmt w:val="bullet"/>
       <w:lvlText w:val="○"/>
@@ -4433,7 +4539,7 @@
         <w:ind w:left="1440" w:hanging="360"/>
       </w:pPr>
     </w:lvl>
-    <w:lvl w:ilvl="2" w:tplc="FBF6BD6E">
+    <w:lvl w:ilvl="2" w:tplc="9220533A">
       <w:start w:val="1"/>
       <w:numFmt w:val="bullet"/>
       <w:lvlText w:val="■"/>
@@ -4442,7 +4548,7 @@
         <w:ind w:left="2160" w:hanging="360"/>
       </w:pPr>
     </w:lvl>
-    <w:lvl w:ilvl="3" w:tplc="B5D8A2B2">
+    <w:lvl w:ilvl="3" w:tplc="45EA6F1A">
       <w:start w:val="1"/>
       <w:numFmt w:val="bullet"/>
       <w:lvlText w:val="●"/>
@@ -4451,7 +4557,7 @@
         <w:ind w:left="2880" w:hanging="360"/>
       </w:pPr>
     </w:lvl>
-    <w:lvl w:ilvl="4" w:tplc="FB12A286">
+    <w:lvl w:ilvl="4" w:tplc="BACCBD6C">
       <w:start w:val="1"/>
       <w:numFmt w:val="bullet"/>
       <w:lvlText w:val="○"/>
@@ -4460,7 +4566,7 @@
         <w:ind w:left="3600" w:hanging="360"/>
       </w:pPr>
     </w:lvl>
-    <w:lvl w:ilvl="5" w:tplc="922AFF12">
+    <w:lvl w:ilvl="5" w:tplc="716EF63A">
       <w:start w:val="1"/>
       <w:numFmt w:val="bullet"/>
       <w:lvlText w:val="■"/>
@@ -4469,7 +4575,7 @@
         <w:ind w:left="4320" w:hanging="360"/>
       </w:pPr>
     </w:lvl>
-    <w:lvl w:ilvl="6" w:tplc="198452B4">
+    <w:lvl w:ilvl="6" w:tplc="A2F040DE">
       <w:start w:val="1"/>
       <w:numFmt w:val="bullet"/>
       <w:lvlText w:val="●"/>
@@ -4478,7 +4584,7 @@
         <w:ind w:left="5040" w:hanging="360"/>
       </w:pPr>
     </w:lvl>
-    <w:lvl w:ilvl="7" w:tplc="14D490BE">
+    <w:lvl w:ilvl="7" w:tplc="0B1A2B68">
       <w:start w:val="1"/>
       <w:numFmt w:val="bullet"/>
       <w:lvlText w:val="●"/>
@@ -4487,7 +4593,7 @@
         <w:ind w:left="5760" w:hanging="360"/>
       </w:pPr>
     </w:lvl>
-    <w:lvl w:ilvl="8" w:tplc="43B6EFAA">
+    <w:lvl w:ilvl="8" w:tplc="B758298E">
       <w:start w:val="1"/>
       <w:numFmt w:val="bullet"/>
       <w:lvlText w:val="●"/>
@@ -4497,7 +4603,7 @@
       </w:pPr>
     </w:lvl>
   </w:abstractNum>
-  <w:num w:numId="1" w16cid:durableId="243036030">
+  <w:num w:numId="1" w16cid:durableId="1175463969">
     <w:abstractNumId w:val="0"/>
     <w:lvlOverride w:ilvl="0">
       <w:startOverride w:val="1"/>
@@ -5112,18 +5218,6 @@
       <w:szCs w:val="20"/>
     </w:rPr>
   </w:style>
-  <w:style w:type="character" w:styleId="UnresolvedMention">
-    <w:name w:val="Unresolved Mention"/>
-    <w:basedOn w:val="DefaultParagraphFont"/>
-    <w:uiPriority w:val="99"/>
-    <w:semiHidden/>
-    <w:unhideWhenUsed/>
-    <w:rsid w:val="00794988"/>
-    <w:rPr>
-      <w:color w:val="605E5C"/>
-      <w:shd w:val="clear" w:color="auto" w:fill="E1DFDD"/>
-    </w:rPr>
-  </w:style>
 </w:styles>
 </file>
 

--- a/NDI_Multimedia_Appendix_4.docx
+++ b/NDI_Multimedia_Appendix_4.docx
@@ -100,12 +100,6 @@
         <w:gridCol w:w="2584"/>
       </w:tblGrid>
       <w:tr>
-        <w:tblPrEx>
-          <w:tblCellMar>
-            <w:top w:w="0" w:type="dxa"/>
-            <w:bottom w:w="0" w:type="dxa"/>
-          </w:tblCellMar>
-        </w:tblPrEx>
         <w:trPr>
           <w:cantSplit/>
           <w:tblHeader/>
@@ -360,12 +354,6 @@
         </w:tc>
       </w:tr>
       <w:tr>
-        <w:tblPrEx>
-          <w:tblCellMar>
-            <w:top w:w="0" w:type="dxa"/>
-            <w:bottom w:w="0" w:type="dxa"/>
-          </w:tblCellMar>
-        </w:tblPrEx>
         <w:trPr>
           <w:cantSplit/>
         </w:trPr>
@@ -616,12 +604,6 @@
         </w:tc>
       </w:tr>
       <w:tr>
-        <w:tblPrEx>
-          <w:tblCellMar>
-            <w:top w:w="0" w:type="dxa"/>
-            <w:bottom w:w="0" w:type="dxa"/>
-          </w:tblCellMar>
-        </w:tblPrEx>
         <w:trPr>
           <w:cantSplit/>
         </w:trPr>
@@ -868,12 +850,6 @@
         </w:tc>
       </w:tr>
       <w:tr>
-        <w:tblPrEx>
-          <w:tblCellMar>
-            <w:top w:w="0" w:type="dxa"/>
-            <w:bottom w:w="0" w:type="dxa"/>
-          </w:tblCellMar>
-        </w:tblPrEx>
         <w:trPr>
           <w:cantSplit/>
         </w:trPr>
@@ -1129,12 +1105,6 @@
         </w:tc>
       </w:tr>
       <w:tr>
-        <w:tblPrEx>
-          <w:tblCellMar>
-            <w:top w:w="0" w:type="dxa"/>
-            <w:bottom w:w="0" w:type="dxa"/>
-          </w:tblCellMar>
-        </w:tblPrEx>
         <w:trPr>
           <w:cantSplit/>
         </w:trPr>
@@ -1408,12 +1378,6 @@
         </w:tc>
       </w:tr>
       <w:tr>
-        <w:tblPrEx>
-          <w:tblCellMar>
-            <w:top w:w="0" w:type="dxa"/>
-            <w:bottom w:w="0" w:type="dxa"/>
-          </w:tblCellMar>
-        </w:tblPrEx>
         <w:trPr>
           <w:cantSplit/>
         </w:trPr>
@@ -1660,12 +1624,6 @@
         </w:tc>
       </w:tr>
       <w:tr>
-        <w:tblPrEx>
-          <w:tblCellMar>
-            <w:top w:w="0" w:type="dxa"/>
-            <w:bottom w:w="0" w:type="dxa"/>
-          </w:tblCellMar>
-        </w:tblPrEx>
         <w:trPr>
           <w:cantSplit/>
         </w:trPr>
@@ -1921,12 +1879,6 @@
         </w:tc>
       </w:tr>
       <w:tr>
-        <w:tblPrEx>
-          <w:tblCellMar>
-            <w:top w:w="0" w:type="dxa"/>
-            <w:bottom w:w="0" w:type="dxa"/>
-          </w:tblCellMar>
-        </w:tblPrEx>
         <w:trPr>
           <w:cantSplit/>
         </w:trPr>
@@ -2201,12 +2153,6 @@
         </w:tc>
       </w:tr>
       <w:tr>
-        <w:tblPrEx>
-          <w:tblCellMar>
-            <w:top w:w="0" w:type="dxa"/>
-            <w:bottom w:w="0" w:type="dxa"/>
-          </w:tblCellMar>
-        </w:tblPrEx>
         <w:trPr>
           <w:cantSplit/>
         </w:trPr>
@@ -2462,12 +2408,6 @@
         </w:tc>
       </w:tr>
       <w:tr>
-        <w:tblPrEx>
-          <w:tblCellMar>
-            <w:top w:w="0" w:type="dxa"/>
-            <w:bottom w:w="0" w:type="dxa"/>
-          </w:tblCellMar>
-        </w:tblPrEx>
         <w:trPr>
           <w:cantSplit/>
         </w:trPr>
@@ -2730,12 +2670,6 @@
         </w:tc>
       </w:tr>
       <w:tr>
-        <w:tblPrEx>
-          <w:tblCellMar>
-            <w:top w:w="0" w:type="dxa"/>
-            <w:bottom w:w="0" w:type="dxa"/>
-          </w:tblCellMar>
-        </w:tblPrEx>
         <w:trPr>
           <w:cantSplit/>
         </w:trPr>
@@ -2993,12 +2927,6 @@
         </w:tc>
       </w:tr>
       <w:tr>
-        <w:tblPrEx>
-          <w:tblCellMar>
-            <w:top w:w="0" w:type="dxa"/>
-            <w:bottom w:w="0" w:type="dxa"/>
-          </w:tblCellMar>
-        </w:tblPrEx>
         <w:trPr>
           <w:cantSplit/>
         </w:trPr>
@@ -3172,7 +3100,14 @@
                 <w:sz w:val="18"/>
                 <w:szCs w:val="18"/>
               </w:rPr>
-              <w:t>2026-10-18</w:t>
+              <w:t>2026-10-1</w:t>
+            </w:r>
+            <w:r>
+              <w:rPr>
+                <w:sz w:val="18"/>
+                <w:szCs w:val="18"/>
+              </w:rPr>
+              <w:t>9</w:t>
             </w:r>
           </w:p>
         </w:tc>
@@ -3404,12 +3339,6 @@
         <w:gridCol w:w="8529"/>
       </w:tblGrid>
       <w:tr>
-        <w:tblPrEx>
-          <w:tblCellMar>
-            <w:top w:w="0" w:type="dxa"/>
-            <w:bottom w:w="0" w:type="dxa"/>
-          </w:tblCellMar>
-        </w:tblPrEx>
         <w:trPr>
           <w:cantSplit/>
           <w:tblHeader/>
@@ -3509,12 +3438,6 @@
         </w:tc>
       </w:tr>
       <w:tr>
-        <w:tblPrEx>
-          <w:tblCellMar>
-            <w:top w:w="0" w:type="dxa"/>
-            <w:bottom w:w="0" w:type="dxa"/>
-          </w:tblCellMar>
-        </w:tblPrEx>
         <w:trPr>
           <w:cantSplit/>
         </w:trPr>
@@ -3618,12 +3541,6 @@
         </w:tc>
       </w:tr>
       <w:tr>
-        <w:tblPrEx>
-          <w:tblCellMar>
-            <w:top w:w="0" w:type="dxa"/>
-            <w:bottom w:w="0" w:type="dxa"/>
-          </w:tblCellMar>
-        </w:tblPrEx>
         <w:trPr>
           <w:cantSplit/>
         </w:trPr>
@@ -3806,12 +3723,6 @@
         </w:tc>
       </w:tr>
       <w:tr>
-        <w:tblPrEx>
-          <w:tblCellMar>
-            <w:top w:w="0" w:type="dxa"/>
-            <w:bottom w:w="0" w:type="dxa"/>
-          </w:tblCellMar>
-        </w:tblPrEx>
         <w:trPr>
           <w:cantSplit/>
         </w:trPr>
@@ -3913,12 +3824,6 @@
         </w:tc>
       </w:tr>
       <w:tr>
-        <w:tblPrEx>
-          <w:tblCellMar>
-            <w:top w:w="0" w:type="dxa"/>
-            <w:bottom w:w="0" w:type="dxa"/>
-          </w:tblCellMar>
-        </w:tblPrEx>
         <w:trPr>
           <w:cantSplit/>
         </w:trPr>
@@ -4036,12 +3941,6 @@
         </w:tc>
       </w:tr>
       <w:tr>
-        <w:tblPrEx>
-          <w:tblCellMar>
-            <w:top w:w="0" w:type="dxa"/>
-            <w:bottom w:w="0" w:type="dxa"/>
-          </w:tblCellMar>
-        </w:tblPrEx>
         <w:trPr>
           <w:cantSplit/>
         </w:trPr>
@@ -4159,12 +4058,6 @@
         </w:tc>
       </w:tr>
       <w:tr>
-        <w:tblPrEx>
-          <w:tblCellMar>
-            <w:top w:w="0" w:type="dxa"/>
-            <w:bottom w:w="0" w:type="dxa"/>
-          </w:tblCellMar>
-        </w:tblPrEx>
         <w:trPr>
           <w:cantSplit/>
         </w:trPr>
@@ -4266,12 +4159,6 @@
         </w:tc>
       </w:tr>
       <w:tr>
-        <w:tblPrEx>
-          <w:tblCellMar>
-            <w:top w:w="0" w:type="dxa"/>
-            <w:bottom w:w="0" w:type="dxa"/>
-          </w:tblCellMar>
-        </w:tblPrEx>
         <w:trPr>
           <w:cantSplit/>
         </w:trPr>
